--- a/Base de datos/UD07 - Consultas simples/Practica 3 Game.docx
+++ b/Base de datos/UD07 - Consultas simples/Practica 3 Game.docx
@@ -1,6 +1,6 @@
 
 <file path=word/document.xml><?xml version="1.0" encoding="utf-8"?>
-<w:document xmlns:wpc="http://schemas.microsoft.com/office/word/2010/wordprocessingCanvas" xmlns:cx="http://schemas.microsoft.com/office/drawing/2014/chartex" xmlns:mc="http://schemas.openxmlformats.org/markup-compatibility/2006" xmlns:o="urn:schemas-microsoft-com:office:office" xmlns:r="http://schemas.openxmlformats.org/officeDocument/2006/relationships" xmlns:m="http://schemas.openxmlformats.org/officeDocument/2006/math" xmlns:v="urn:schemas-microsoft-com:vml" xmlns:wp14="http://schemas.microsoft.com/office/word/2010/wordprocessingDrawing" xmlns:wp="http://schemas.openxmlformats.org/drawingml/2006/wordprocessingDrawing" xmlns:w10="urn:schemas-microsoft-com:office:word" xmlns:w="http://schemas.openxmlformats.org/wordprocessingml/2006/main" xmlns:w14="http://schemas.microsoft.com/office/word/2010/wordml" xmlns:w15="http://schemas.microsoft.com/office/word/2012/wordml" xmlns:w16se="http://schemas.microsoft.com/office/word/2015/wordml/symex" xmlns:wpg="http://schemas.microsoft.com/office/word/2010/wordprocessingGroup" xmlns:wpi="http://schemas.microsoft.com/office/word/2010/wordprocessingInk" xmlns:wne="http://schemas.microsoft.com/office/word/2006/wordml" xmlns:wps="http://schemas.microsoft.com/office/word/2010/wordprocessingShape" mc:Ignorable="w14 w15 w16se wp14">
+<w:document xmlns:wpc="http://schemas.microsoft.com/office/word/2010/wordprocessingCanvas" xmlns:cx="http://schemas.microsoft.com/office/drawing/2014/chartex" xmlns:cx1="http://schemas.microsoft.com/office/drawing/2015/9/8/chartex" xmlns:cx2="http://schemas.microsoft.com/office/drawing/2015/10/21/chartex" xmlns:cx3="http://schemas.microsoft.com/office/drawing/2016/5/9/chartex" xmlns:cx4="http://schemas.microsoft.com/office/drawing/2016/5/10/chartex" xmlns:cx5="http://schemas.microsoft.com/office/drawing/2016/5/11/chartex" xmlns:cx6="http://schemas.microsoft.com/office/drawing/2016/5/12/chartex" xmlns:cx7="http://schemas.microsoft.com/office/drawing/2016/5/13/chartex" xmlns:cx8="http://schemas.microsoft.com/office/drawing/2016/5/14/chartex" xmlns:mc="http://schemas.openxmlformats.org/markup-compatibility/2006" xmlns:aink="http://schemas.microsoft.com/office/drawing/2016/ink" xmlns:am3d="http://schemas.microsoft.com/office/drawing/2017/model3d" xmlns:o="urn:schemas-microsoft-com:office:office" xmlns:oel="http://schemas.microsoft.com/office/2019/extlst" xmlns:r="http://schemas.openxmlformats.org/officeDocument/2006/relationships" xmlns:m="http://schemas.openxmlformats.org/officeDocument/2006/math" xmlns:v="urn:schemas-microsoft-com:vml" xmlns:wp14="http://schemas.microsoft.com/office/word/2010/wordprocessingDrawing" xmlns:wp="http://schemas.openxmlformats.org/drawingml/2006/wordprocessingDrawing" xmlns:w10="urn:schemas-microsoft-com:office:word" xmlns:w="http://schemas.openxmlformats.org/wordprocessingml/2006/main" xmlns:w14="http://schemas.microsoft.com/office/word/2010/wordml" xmlns:w15="http://schemas.microsoft.com/office/word/2012/wordml" xmlns:w16cex="http://schemas.microsoft.com/office/word/2018/wordml/cex" xmlns:w16cid="http://schemas.microsoft.com/office/word/2016/wordml/cid" xmlns:w16="http://schemas.microsoft.com/office/word/2018/wordml" xmlns:w16sdtdh="http://schemas.microsoft.com/office/word/2020/wordml/sdtdatahash" xmlns:w16se="http://schemas.microsoft.com/office/word/2015/wordml/symex" xmlns:wpg="http://schemas.microsoft.com/office/word/2010/wordprocessingGroup" xmlns:wpi="http://schemas.microsoft.com/office/word/2010/wordprocessingInk" xmlns:wne="http://schemas.microsoft.com/office/word/2006/wordml" xmlns:wps="http://schemas.microsoft.com/office/word/2010/wordprocessingShape" mc:Ignorable="w14 w15 w16se w16cid w16 w16cex w16sdtdh wp14">
   <w:body>
     <w:p>
       <w:pPr>
@@ -14,10 +14,11 @@
         <w:rPr>
           <w:rFonts w:ascii="Comic Sans MS" w:hAnsi="Comic Sans MS"/>
           <w:b/>
+          <w:noProof/>
           <w:sz w:val="20"/>
         </w:rPr>
         <w:drawing>
-          <wp:inline distT="0" distB="0" distL="0" distR="0" wp14:anchorId="023FA945" wp14:editId="1E28186F">
+          <wp:inline distT="0" distB="0" distL="0" distR="0" wp14:anchorId="27952791" wp14:editId="201BB268">
             <wp:extent cx="4524375" cy="1243352"/>
             <wp:effectExtent l="0" t="0" r="0" b="0"/>
             <wp:docPr id="1" name="Imagen 1"/>
@@ -94,10 +95,10 @@
           <w:sz w:val="20"/>
         </w:rPr>
         <w:drawing>
-          <wp:inline distT="0" distB="0" distL="0" distR="0" wp14:anchorId="156C2B51" wp14:editId="64A1CC4B">
-            <wp:extent cx="1905641" cy="1828800"/>
-            <wp:effectExtent l="0" t="0" r="0" b="0"/>
-            <wp:docPr id="3" name="Imagen 3"/>
+          <wp:inline distT="0" distB="0" distL="0" distR="0" wp14:anchorId="49D38FDA" wp14:editId="7ADC477F">
+            <wp:extent cx="5400040" cy="5632450"/>
+            <wp:effectExtent l="0" t="0" r="0" b="6350"/>
+            <wp:docPr id="1965196352" name="Imagen 1"/>
             <wp:cNvGraphicFramePr>
               <a:graphicFrameLocks xmlns:a="http://schemas.openxmlformats.org/drawingml/2006/main" noChangeAspect="1"/>
             </wp:cNvGraphicFramePr>
@@ -105,7 +106,7 @@
               <a:graphicData uri="http://schemas.openxmlformats.org/drawingml/2006/picture">
                 <pic:pic xmlns:pic="http://schemas.openxmlformats.org/drawingml/2006/picture">
                   <pic:nvPicPr>
-                    <pic:cNvPr id="1" name=""/>
+                    <pic:cNvPr id="1965196352" name=""/>
                     <pic:cNvPicPr/>
                   </pic:nvPicPr>
                   <pic:blipFill>
@@ -117,7 +118,7 @@
                   <pic:spPr>
                     <a:xfrm>
                       <a:off x="0" y="0"/>
-                      <a:ext cx="1915179" cy="1837953"/>
+                      <a:ext cx="5400040" cy="5632450"/>
                     </a:xfrm>
                     <a:prstGeom prst="rect">
                       <a:avLst/>
@@ -147,12 +148,40 @@
           <w:sz w:val="20"/>
         </w:rPr>
       </w:pPr>
-      <w:r>
-        <w:rPr>
-          <w:rFonts w:ascii="Comic Sans MS" w:hAnsi="Comic Sans MS"/>
-          <w:b/>
-          <w:sz w:val="20"/>
-        </w:rPr>
+    </w:p>
+    <w:p>
+      <w:pPr>
+        <w:rPr>
+          <w:rFonts w:ascii="Comic Sans MS" w:hAnsi="Comic Sans MS"/>
+          <w:b/>
+          <w:sz w:val="20"/>
+        </w:rPr>
+      </w:pPr>
+    </w:p>
+    <w:p>
+      <w:pPr>
+        <w:rPr>
+          <w:rFonts w:ascii="Comic Sans MS" w:hAnsi="Comic Sans MS"/>
+          <w:b/>
+          <w:sz w:val="20"/>
+        </w:rPr>
+      </w:pPr>
+    </w:p>
+    <w:p>
+      <w:pPr>
+        <w:rPr>
+          <w:rFonts w:ascii="Comic Sans MS" w:hAnsi="Comic Sans MS"/>
+          <w:b/>
+          <w:sz w:val="20"/>
+        </w:rPr>
+      </w:pPr>
+      <w:r>
+        <w:rPr>
+          <w:rFonts w:ascii="Comic Sans MS" w:hAnsi="Comic Sans MS"/>
+          <w:b/>
+          <w:sz w:val="20"/>
+        </w:rPr>
+        <w:lastRenderedPageBreak/>
         <w:t>2. Mostrar los videojuegos cuya fecha de lanzamiento sea posterior al 19 de enero de</w:t>
       </w:r>
     </w:p>
@@ -185,10 +214,11 @@
         <w:rPr>
           <w:rFonts w:ascii="Comic Sans MS" w:hAnsi="Comic Sans MS"/>
           <w:b/>
+          <w:noProof/>
           <w:sz w:val="20"/>
         </w:rPr>
         <w:drawing>
-          <wp:inline distT="0" distB="0" distL="0" distR="0" wp14:anchorId="642E40ED" wp14:editId="0657F614">
+          <wp:inline distT="0" distB="0" distL="0" distR="0" wp14:anchorId="6CF845B1" wp14:editId="0B968BE5">
             <wp:extent cx="4191000" cy="4085042"/>
             <wp:effectExtent l="0" t="0" r="0" b="0"/>
             <wp:docPr id="4" name="Imagen 4"/>
@@ -232,13 +262,21 @@
           <w:sz w:val="20"/>
         </w:rPr>
       </w:pPr>
-      <w:r>
-        <w:rPr>
-          <w:rFonts w:ascii="Comic Sans MS" w:hAnsi="Comic Sans MS"/>
-          <w:b/>
-          <w:sz w:val="20"/>
-        </w:rPr>
-        <w:lastRenderedPageBreak/>
+    </w:p>
+    <w:p>
+      <w:pPr>
+        <w:rPr>
+          <w:rFonts w:ascii="Comic Sans MS" w:hAnsi="Comic Sans MS"/>
+          <w:b/>
+          <w:sz w:val="20"/>
+        </w:rPr>
+      </w:pPr>
+      <w:r>
+        <w:rPr>
+          <w:rFonts w:ascii="Comic Sans MS" w:hAnsi="Comic Sans MS"/>
+          <w:b/>
+          <w:sz w:val="20"/>
+        </w:rPr>
         <w:t>3. Mostrar los videojuegos cuyo rating sea inferior a 5.</w:t>
       </w:r>
     </w:p>
@@ -254,10 +292,11 @@
         <w:rPr>
           <w:rFonts w:ascii="Comic Sans MS" w:hAnsi="Comic Sans MS"/>
           <w:b/>
+          <w:noProof/>
           <w:sz w:val="20"/>
         </w:rPr>
         <w:drawing>
-          <wp:inline distT="0" distB="0" distL="0" distR="0" wp14:anchorId="3769165A" wp14:editId="6623C25E">
+          <wp:inline distT="0" distB="0" distL="0" distR="0" wp14:anchorId="29817595" wp14:editId="6688A11B">
             <wp:extent cx="4744112" cy="1629002"/>
             <wp:effectExtent l="0" t="0" r="0" b="9525"/>
             <wp:docPr id="6" name="Imagen 6"/>
@@ -310,12 +349,49 @@
           <w:sz w:val="20"/>
         </w:rPr>
       </w:pPr>
-      <w:r>
-        <w:rPr>
-          <w:rFonts w:ascii="Comic Sans MS" w:hAnsi="Comic Sans MS"/>
-          <w:b/>
-          <w:sz w:val="20"/>
-        </w:rPr>
+    </w:p>
+    <w:p>
+      <w:pPr>
+        <w:rPr>
+          <w:rFonts w:ascii="Comic Sans MS" w:hAnsi="Comic Sans MS"/>
+          <w:b/>
+          <w:sz w:val="20"/>
+        </w:rPr>
+      </w:pPr>
+    </w:p>
+    <w:p>
+      <w:pPr>
+        <w:rPr>
+          <w:rFonts w:ascii="Comic Sans MS" w:hAnsi="Comic Sans MS"/>
+          <w:b/>
+          <w:sz w:val="20"/>
+        </w:rPr>
+      </w:pPr>
+    </w:p>
+    <w:p>
+      <w:pPr>
+        <w:rPr>
+          <w:rFonts w:ascii="Comic Sans MS" w:hAnsi="Comic Sans MS"/>
+          <w:b/>
+          <w:sz w:val="20"/>
+        </w:rPr>
+      </w:pPr>
+    </w:p>
+    <w:p>
+      <w:pPr>
+        <w:rPr>
+          <w:rFonts w:ascii="Comic Sans MS" w:hAnsi="Comic Sans MS"/>
+          <w:b/>
+          <w:sz w:val="20"/>
+        </w:rPr>
+      </w:pPr>
+      <w:r>
+        <w:rPr>
+          <w:rFonts w:ascii="Comic Sans MS" w:hAnsi="Comic Sans MS"/>
+          <w:b/>
+          <w:sz w:val="20"/>
+        </w:rPr>
+        <w:lastRenderedPageBreak/>
         <w:t>4. Mostrar la fecha de lanzamiento y el nombre de los videojuegos cuya fecha de</w:t>
       </w:r>
       <w:r>
@@ -347,10 +423,11 @@
         <w:rPr>
           <w:rFonts w:ascii="Comic Sans MS" w:hAnsi="Comic Sans MS"/>
           <w:b/>
+          <w:noProof/>
           <w:sz w:val="20"/>
         </w:rPr>
         <w:drawing>
-          <wp:inline distT="0" distB="0" distL="0" distR="0" wp14:anchorId="33CF7669" wp14:editId="4738D72D">
+          <wp:inline distT="0" distB="0" distL="0" distR="0" wp14:anchorId="229969B1" wp14:editId="72787FD1">
             <wp:extent cx="5400040" cy="4178300"/>
             <wp:effectExtent l="0" t="0" r="0" b="0"/>
             <wp:docPr id="7" name="Imagen 7"/>
@@ -403,53 +480,14 @@
           <w:sz w:val="20"/>
         </w:rPr>
       </w:pPr>
-    </w:p>
-    <w:p>
-      <w:pPr>
-        <w:rPr>
-          <w:rFonts w:ascii="Comic Sans MS" w:hAnsi="Comic Sans MS"/>
-          <w:b/>
-          <w:sz w:val="20"/>
-        </w:rPr>
-      </w:pPr>
-    </w:p>
-    <w:p>
-      <w:pPr>
-        <w:rPr>
-          <w:rFonts w:ascii="Comic Sans MS" w:hAnsi="Comic Sans MS"/>
-          <w:b/>
-          <w:sz w:val="20"/>
-        </w:rPr>
-      </w:pPr>
-    </w:p>
-    <w:p>
-      <w:pPr>
-        <w:rPr>
-          <w:rFonts w:ascii="Comic Sans MS" w:hAnsi="Comic Sans MS"/>
-          <w:b/>
-          <w:sz w:val="20"/>
-        </w:rPr>
-      </w:pPr>
-    </w:p>
-    <w:p>
-      <w:pPr>
-        <w:rPr>
-          <w:rFonts w:ascii="Comic Sans MS" w:hAnsi="Comic Sans MS"/>
-          <w:b/>
-          <w:sz w:val="20"/>
-        </w:rPr>
-      </w:pPr>
-      <w:r>
-        <w:rPr>
-          <w:rFonts w:ascii="Comic Sans MS" w:hAnsi="Comic Sans MS"/>
-          <w:b/>
-          <w:sz w:val="20"/>
-        </w:rPr>
-        <w:lastRenderedPageBreak/>
+      <w:r>
+        <w:rPr>
+          <w:rFonts w:ascii="Comic Sans MS" w:hAnsi="Comic Sans MS"/>
+          <w:b/>
+          <w:sz w:val="20"/>
+        </w:rPr>
         <w:t xml:space="preserve">5. Mostrar las plataformas </w:t>
       </w:r>
-      <w:bookmarkStart w:id="0" w:name="_GoBack"/>
-      <w:bookmarkEnd w:id="0"/>
       <w:r>
         <w:rPr>
           <w:rFonts w:ascii="Comic Sans MS" w:hAnsi="Comic Sans MS"/>
@@ -479,10 +517,11 @@
         <w:rPr>
           <w:rFonts w:ascii="Comic Sans MS" w:hAnsi="Comic Sans MS"/>
           <w:b/>
+          <w:noProof/>
           <w:sz w:val="20"/>
         </w:rPr>
         <w:drawing>
-          <wp:inline distT="0" distB="0" distL="0" distR="0" wp14:anchorId="78581765" wp14:editId="589F0C28">
+          <wp:inline distT="0" distB="0" distL="0" distR="0" wp14:anchorId="13CC70EF" wp14:editId="25154BFB">
             <wp:extent cx="5096586" cy="2162477"/>
             <wp:effectExtent l="0" t="0" r="0" b="9525"/>
             <wp:docPr id="10" name="Imagen 10"/>
@@ -535,12 +574,31 @@
           <w:sz w:val="20"/>
         </w:rPr>
       </w:pPr>
-      <w:r>
-        <w:rPr>
-          <w:rFonts w:ascii="Comic Sans MS" w:hAnsi="Comic Sans MS"/>
-          <w:b/>
-          <w:sz w:val="20"/>
-        </w:rPr>
+    </w:p>
+    <w:p>
+      <w:pPr>
+        <w:rPr>
+          <w:rFonts w:ascii="Comic Sans MS" w:hAnsi="Comic Sans MS"/>
+          <w:b/>
+          <w:sz w:val="20"/>
+        </w:rPr>
+      </w:pPr>
+    </w:p>
+    <w:p>
+      <w:pPr>
+        <w:rPr>
+          <w:rFonts w:ascii="Comic Sans MS" w:hAnsi="Comic Sans MS"/>
+          <w:b/>
+          <w:sz w:val="20"/>
+        </w:rPr>
+      </w:pPr>
+      <w:r>
+        <w:rPr>
+          <w:rFonts w:ascii="Comic Sans MS" w:hAnsi="Comic Sans MS"/>
+          <w:b/>
+          <w:sz w:val="20"/>
+        </w:rPr>
+        <w:lastRenderedPageBreak/>
         <w:t>6. Mostrar las plataformas cuyo nombre empiece esté comprendido entre la x y la z</w:t>
       </w:r>
     </w:p>
@@ -556,10 +614,11 @@
         <w:rPr>
           <w:rFonts w:ascii="Comic Sans MS" w:hAnsi="Comic Sans MS"/>
           <w:b/>
+          <w:noProof/>
           <w:sz w:val="20"/>
         </w:rPr>
         <w:drawing>
-          <wp:inline distT="0" distB="0" distL="0" distR="0" wp14:anchorId="3DBC7162" wp14:editId="554ACEEB">
+          <wp:inline distT="0" distB="0" distL="0" distR="0" wp14:anchorId="3D1096C7" wp14:editId="40752BC8">
             <wp:extent cx="5400040" cy="1797685"/>
             <wp:effectExtent l="0" t="0" r="0" b="0"/>
             <wp:docPr id="11" name="Imagen 11"/>
@@ -672,10 +731,10 @@
           <w:sz w:val="20"/>
         </w:rPr>
         <w:drawing>
-          <wp:inline distT="0" distB="0" distL="0" distR="0" wp14:anchorId="246A3E59" wp14:editId="2318C79F">
-            <wp:extent cx="4229377" cy="3009900"/>
-            <wp:effectExtent l="0" t="0" r="0" b="0"/>
-            <wp:docPr id="12" name="Imagen 12"/>
+          <wp:inline distT="0" distB="0" distL="0" distR="0" wp14:anchorId="09F223F0" wp14:editId="1B0BCDE5">
+            <wp:extent cx="5400040" cy="2168525"/>
+            <wp:effectExtent l="0" t="0" r="0" b="3175"/>
+            <wp:docPr id="644259862" name="Imagen 1"/>
             <wp:cNvGraphicFramePr>
               <a:graphicFrameLocks xmlns:a="http://schemas.openxmlformats.org/drawingml/2006/main" noChangeAspect="1"/>
             </wp:cNvGraphicFramePr>
@@ -683,7 +742,7 @@
               <a:graphicData uri="http://schemas.openxmlformats.org/drawingml/2006/picture">
                 <pic:pic xmlns:pic="http://schemas.openxmlformats.org/drawingml/2006/picture">
                   <pic:nvPicPr>
-                    <pic:cNvPr id="1" name=""/>
+                    <pic:cNvPr id="644259862" name=""/>
                     <pic:cNvPicPr/>
                   </pic:nvPicPr>
                   <pic:blipFill>
@@ -695,7 +754,7 @@
                   <pic:spPr>
                     <a:xfrm>
                       <a:off x="0" y="0"/>
-                      <a:ext cx="4252631" cy="3026449"/>
+                      <a:ext cx="5400040" cy="2168525"/>
                     </a:xfrm>
                     <a:prstGeom prst="rect">
                       <a:avLst/>
@@ -716,13 +775,21 @@
           <w:sz w:val="20"/>
         </w:rPr>
       </w:pPr>
-      <w:r>
-        <w:rPr>
-          <w:rFonts w:ascii="Comic Sans MS" w:hAnsi="Comic Sans MS"/>
-          <w:b/>
-          <w:sz w:val="20"/>
-        </w:rPr>
-        <w:lastRenderedPageBreak/>
+    </w:p>
+    <w:p>
+      <w:pPr>
+        <w:rPr>
+          <w:rFonts w:ascii="Comic Sans MS" w:hAnsi="Comic Sans MS"/>
+          <w:b/>
+          <w:sz w:val="20"/>
+        </w:rPr>
+      </w:pPr>
+      <w:r>
+        <w:rPr>
+          <w:rFonts w:ascii="Comic Sans MS" w:hAnsi="Comic Sans MS"/>
+          <w:b/>
+          <w:sz w:val="20"/>
+        </w:rPr>
         <w:t xml:space="preserve">8. Mostrar el título de los juegos que contienen la palabra </w:t>
       </w:r>
       <w:proofErr w:type="spellStart"/>
@@ -772,10 +839,11 @@
         <w:rPr>
           <w:rFonts w:ascii="Comic Sans MS" w:hAnsi="Comic Sans MS"/>
           <w:b/>
+          <w:noProof/>
           <w:sz w:val="20"/>
         </w:rPr>
         <w:drawing>
-          <wp:inline distT="0" distB="0" distL="0" distR="0" wp14:anchorId="17CE3982" wp14:editId="59379BE7">
+          <wp:inline distT="0" distB="0" distL="0" distR="0" wp14:anchorId="3BF682BA" wp14:editId="7B01E492">
             <wp:extent cx="5400040" cy="1920875"/>
             <wp:effectExtent l="0" t="0" r="0" b="3175"/>
             <wp:docPr id="13" name="Imagen 13"/>
@@ -828,12 +896,22 @@
           <w:sz w:val="20"/>
         </w:rPr>
       </w:pPr>
-      <w:r>
-        <w:rPr>
-          <w:rFonts w:ascii="Comic Sans MS" w:hAnsi="Comic Sans MS"/>
-          <w:b/>
-          <w:sz w:val="20"/>
-        </w:rPr>
+    </w:p>
+    <w:p>
+      <w:pPr>
+        <w:rPr>
+          <w:rFonts w:ascii="Comic Sans MS" w:hAnsi="Comic Sans MS"/>
+          <w:b/>
+          <w:sz w:val="20"/>
+        </w:rPr>
+      </w:pPr>
+      <w:r>
+        <w:rPr>
+          <w:rFonts w:ascii="Comic Sans MS" w:hAnsi="Comic Sans MS"/>
+          <w:b/>
+          <w:sz w:val="20"/>
+        </w:rPr>
+        <w:lastRenderedPageBreak/>
         <w:t xml:space="preserve">9. Recuperar los registros correspondientes a juegos cuyo </w:t>
       </w:r>
       <w:proofErr w:type="spellStart"/>
@@ -883,10 +961,11 @@
         <w:rPr>
           <w:rFonts w:ascii="Comic Sans MS" w:hAnsi="Comic Sans MS"/>
           <w:b/>
+          <w:noProof/>
           <w:sz w:val="20"/>
         </w:rPr>
         <w:drawing>
-          <wp:inline distT="0" distB="0" distL="0" distR="0" wp14:anchorId="69F155F1" wp14:editId="3BC971F1">
+          <wp:inline distT="0" distB="0" distL="0" distR="0" wp14:anchorId="12AAAE6D" wp14:editId="38F248F7">
             <wp:extent cx="5400040" cy="2988945"/>
             <wp:effectExtent l="0" t="0" r="0" b="1905"/>
             <wp:docPr id="14" name="Imagen 14"/>
@@ -963,41 +1042,26 @@
           <w:b/>
           <w:sz w:val="20"/>
         </w:rPr>
-        <w:t xml:space="preserve"> de la consola</w:t>
-      </w:r>
-      <w:r>
-        <w:rPr>
-          <w:rFonts w:ascii="Comic Sans MS" w:hAnsi="Comic Sans MS"/>
-          <w:b/>
-          <w:sz w:val="20"/>
-        </w:rPr>
-        <w:t xml:space="preserve"> </w:t>
-      </w:r>
-      <w:r>
-        <w:rPr>
-          <w:rFonts w:ascii="Comic Sans MS" w:hAnsi="Comic Sans MS"/>
-          <w:b/>
-          <w:sz w:val="20"/>
-        </w:rPr>
-        <w:t>Wii.</w:t>
-      </w:r>
-    </w:p>
-    <w:p>
-      <w:pPr>
-        <w:rPr>
-          <w:rFonts w:ascii="Comic Sans MS" w:hAnsi="Comic Sans MS"/>
-          <w:b/>
-          <w:sz w:val="20"/>
-        </w:rPr>
-      </w:pPr>
-      <w:r>
-        <w:rPr>
-          <w:rFonts w:ascii="Comic Sans MS" w:hAnsi="Comic Sans MS"/>
-          <w:b/>
+        <w:t xml:space="preserve"> de la consola Wii.</w:t>
+      </w:r>
+    </w:p>
+    <w:p>
+      <w:pPr>
+        <w:rPr>
+          <w:rFonts w:ascii="Comic Sans MS" w:hAnsi="Comic Sans MS"/>
+          <w:b/>
+          <w:sz w:val="20"/>
+        </w:rPr>
+      </w:pPr>
+      <w:r>
+        <w:rPr>
+          <w:rFonts w:ascii="Comic Sans MS" w:hAnsi="Comic Sans MS"/>
+          <w:b/>
+          <w:noProof/>
           <w:sz w:val="20"/>
         </w:rPr>
         <w:drawing>
-          <wp:inline distT="0" distB="0" distL="0" distR="0" wp14:anchorId="415D5AD8" wp14:editId="0BE1A4B7">
+          <wp:inline distT="0" distB="0" distL="0" distR="0" wp14:anchorId="41E5FC81" wp14:editId="2F14B35C">
             <wp:extent cx="5134692" cy="1505160"/>
             <wp:effectExtent l="0" t="0" r="8890" b="0"/>
             <wp:docPr id="15" name="Imagen 15"/>
@@ -1050,7 +1114,6 @@
           <w:b/>
           <w:sz w:val="20"/>
         </w:rPr>
-        <w:lastRenderedPageBreak/>
         <w:t>11. Mostrar los videojuegos cuyo rating no sea desconocido.</w:t>
       </w:r>
       <w:r>
@@ -1077,10 +1140,11 @@
         <w:rPr>
           <w:rFonts w:ascii="Comic Sans MS" w:hAnsi="Comic Sans MS"/>
           <w:b/>
+          <w:noProof/>
           <w:sz w:val="20"/>
         </w:rPr>
         <w:drawing>
-          <wp:inline distT="0" distB="0" distL="0" distR="0" wp14:anchorId="57824901" wp14:editId="00AEA3D0">
+          <wp:inline distT="0" distB="0" distL="0" distR="0" wp14:anchorId="4831A9BC" wp14:editId="34497EEB">
             <wp:extent cx="4353533" cy="2162477"/>
             <wp:effectExtent l="0" t="0" r="9525" b="9525"/>
             <wp:docPr id="16" name="Imagen 16"/>
@@ -1142,6 +1206,7 @@
           <w:b/>
           <w:sz w:val="20"/>
         </w:rPr>
+        <w:lastRenderedPageBreak/>
         <w:t>12. Utilizando el resultado de la consulta 10, recuperar el identificador de aquellos</w:t>
       </w:r>
       <w:r>
@@ -1173,10 +1238,11 @@
         <w:rPr>
           <w:rFonts w:ascii="Comic Sans MS" w:hAnsi="Comic Sans MS"/>
           <w:b/>
+          <w:noProof/>
           <w:sz w:val="20"/>
         </w:rPr>
         <w:drawing>
-          <wp:inline distT="0" distB="0" distL="0" distR="0" wp14:anchorId="04BB4BEA" wp14:editId="22572331">
+          <wp:inline distT="0" distB="0" distL="0" distR="0" wp14:anchorId="0296CD40" wp14:editId="6E4CB57D">
             <wp:extent cx="4505954" cy="657317"/>
             <wp:effectExtent l="0" t="0" r="0" b="9525"/>
             <wp:docPr id="20" name="Imagen 20"/>
@@ -1266,10 +1332,11 @@
         <w:rPr>
           <w:rFonts w:ascii="Comic Sans MS" w:hAnsi="Comic Sans MS"/>
           <w:b/>
+          <w:noProof/>
           <w:sz w:val="20"/>
         </w:rPr>
         <w:drawing>
-          <wp:inline distT="0" distB="0" distL="0" distR="0" wp14:anchorId="2FAD4603" wp14:editId="3F30D94A">
+          <wp:inline distT="0" distB="0" distL="0" distR="0" wp14:anchorId="0FDB60D2" wp14:editId="6E1E0BC3">
             <wp:extent cx="5400040" cy="615950"/>
             <wp:effectExtent l="0" t="0" r="0" b="0"/>
             <wp:docPr id="19" name="Imagen 19"/>
@@ -1359,10 +1426,11 @@
         <w:rPr>
           <w:rFonts w:ascii="Comic Sans MS" w:hAnsi="Comic Sans MS"/>
           <w:b/>
+          <w:noProof/>
           <w:sz w:val="20"/>
         </w:rPr>
         <w:drawing>
-          <wp:inline distT="0" distB="0" distL="0" distR="0" wp14:anchorId="0973004C" wp14:editId="4217F002">
+          <wp:inline distT="0" distB="0" distL="0" distR="0" wp14:anchorId="11B62FE1" wp14:editId="15577DEB">
             <wp:extent cx="5400040" cy="701040"/>
             <wp:effectExtent l="0" t="0" r="0" b="3810"/>
             <wp:docPr id="17" name="Imagen 17"/>
@@ -1421,23 +1489,7 @@
           <w:b/>
           <w:sz w:val="20"/>
         </w:rPr>
-        <w:t>15. Mostrar las plataformas cuyo nombre termine por letra x o c, y cuya fecha de</w:t>
-      </w:r>
-      <w:r>
-        <w:rPr>
-          <w:rFonts w:ascii="Comic Sans MS" w:hAnsi="Comic Sans MS"/>
-          <w:b/>
-          <w:sz w:val="20"/>
-        </w:rPr>
-        <w:t xml:space="preserve"> </w:t>
-      </w:r>
-      <w:r>
-        <w:rPr>
-          <w:rFonts w:ascii="Comic Sans MS" w:hAnsi="Comic Sans MS"/>
-          <w:b/>
-          <w:sz w:val="20"/>
-        </w:rPr>
-        <w:t>lanzamiento sea posterior al año 1995.</w:t>
+        <w:t>15. Mostrar las plataformas cuyo nombre termine por letra x o c, y cuya fecha de lanzamiento sea posterior al año 1995.</w:t>
       </w:r>
     </w:p>
     <w:p>
@@ -1455,10 +1507,10 @@
           <w:sz w:val="20"/>
         </w:rPr>
         <w:drawing>
-          <wp:inline distT="0" distB="0" distL="0" distR="0" wp14:anchorId="0948EDFB" wp14:editId="1B042350">
-            <wp:extent cx="6153534" cy="466725"/>
-            <wp:effectExtent l="0" t="0" r="0" b="0"/>
-            <wp:docPr id="18" name="Imagen 18"/>
+          <wp:inline distT="0" distB="0" distL="0" distR="0" wp14:anchorId="08BC7BAB" wp14:editId="31B087C8">
+            <wp:extent cx="5400040" cy="1977390"/>
+            <wp:effectExtent l="0" t="0" r="0" b="3810"/>
+            <wp:docPr id="1777795200" name="Imagen 1"/>
             <wp:cNvGraphicFramePr>
               <a:graphicFrameLocks xmlns:a="http://schemas.openxmlformats.org/drawingml/2006/main" noChangeAspect="1"/>
             </wp:cNvGraphicFramePr>
@@ -1466,7 +1518,7 @@
               <a:graphicData uri="http://schemas.openxmlformats.org/drawingml/2006/picture">
                 <pic:pic xmlns:pic="http://schemas.openxmlformats.org/drawingml/2006/picture">
                   <pic:nvPicPr>
-                    <pic:cNvPr id="1" name=""/>
+                    <pic:cNvPr id="1777795200" name=""/>
                     <pic:cNvPicPr/>
                   </pic:nvPicPr>
                   <pic:blipFill>
@@ -1478,7 +1530,7 @@
                   <pic:spPr>
                     <a:xfrm>
                       <a:off x="0" y="0"/>
-                      <a:ext cx="6158893" cy="467131"/>
+                      <a:ext cx="5400040" cy="1977390"/>
                     </a:xfrm>
                     <a:prstGeom prst="rect">
                       <a:avLst/>
@@ -1502,7 +1554,7 @@
 </file>
 
 <file path=word/styles.xml><?xml version="1.0" encoding="utf-8"?>
-<w:styles xmlns:mc="http://schemas.openxmlformats.org/markup-compatibility/2006" xmlns:r="http://schemas.openxmlformats.org/officeDocument/2006/relationships" xmlns:w="http://schemas.openxmlformats.org/wordprocessingml/2006/main" xmlns:w14="http://schemas.microsoft.com/office/word/2010/wordml" xmlns:w15="http://schemas.microsoft.com/office/word/2012/wordml" xmlns:w16se="http://schemas.microsoft.com/office/word/2015/wordml/symex" mc:Ignorable="w14 w15 w16se">
+<w:styles xmlns:mc="http://schemas.openxmlformats.org/markup-compatibility/2006" xmlns:r="http://schemas.openxmlformats.org/officeDocument/2006/relationships" xmlns:w="http://schemas.openxmlformats.org/wordprocessingml/2006/main" xmlns:w14="http://schemas.microsoft.com/office/word/2010/wordml" xmlns:w15="http://schemas.microsoft.com/office/word/2012/wordml" xmlns:w16cex="http://schemas.microsoft.com/office/word/2018/wordml/cex" xmlns:w16cid="http://schemas.microsoft.com/office/word/2016/wordml/cid" xmlns:w16="http://schemas.microsoft.com/office/word/2018/wordml" xmlns:w16sdtdh="http://schemas.microsoft.com/office/word/2020/wordml/sdtdatahash" xmlns:w16se="http://schemas.microsoft.com/office/word/2015/wordml/symex" mc:Ignorable="w14 w15 w16se w16cid w16 w16cex w16sdtdh">
   <w:docDefaults>
     <w:rPrDefault>
       <w:rPr>
@@ -1518,7 +1570,7 @@
       </w:pPr>
     </w:pPrDefault>
   </w:docDefaults>
-  <w:latentStyles w:defLockedState="0" w:defUIPriority="99" w:defSemiHidden="0" w:defUnhideWhenUsed="0" w:defQFormat="0" w:count="371">
+  <w:latentStyles w:defLockedState="0" w:defUIPriority="99" w:defSemiHidden="0" w:defUnhideWhenUsed="0" w:defQFormat="0" w:count="376">
     <w:lsdException w:name="Normal" w:uiPriority="0" w:qFormat="1"/>
     <w:lsdException w:name="heading 1" w:uiPriority="9" w:qFormat="1"/>
     <w:lsdException w:name="heading 2" w:semiHidden="1" w:uiPriority="9" w:unhideWhenUsed="1" w:qFormat="1"/>
@@ -1890,6 +1942,11 @@
     <w:lsdException w:name="List Table 5 Dark Accent 6" w:uiPriority="50"/>
     <w:lsdException w:name="List Table 6 Colorful Accent 6" w:uiPriority="51"/>
     <w:lsdException w:name="List Table 7 Colorful Accent 6" w:uiPriority="52"/>
+    <w:lsdException w:name="Mention" w:semiHidden="1" w:unhideWhenUsed="1"/>
+    <w:lsdException w:name="Smart Hyperlink" w:semiHidden="1" w:unhideWhenUsed="1"/>
+    <w:lsdException w:name="Hashtag" w:semiHidden="1" w:unhideWhenUsed="1"/>
+    <w:lsdException w:name="Unresolved Mention" w:semiHidden="1" w:unhideWhenUsed="1"/>
+    <w:lsdException w:name="Smart Link" w:semiHidden="1" w:unhideWhenUsed="1"/>
   </w:latentStyles>
   <w:style w:type="paragraph" w:default="1" w:styleId="Normal">
     <w:name w:val="Normal"/>
